--- a/Traitement-Num-Signal/Traitement numérique du signal.docx
+++ b/Traitement-Num-Signal/Traitement numérique du signal.docx
@@ -1033,15 +1033,1875 @@
       <w:r>
         <w:t>, connaître fonctionnement cercle trigo</w:t>
       </w:r>
+      <w:r>
+        <w:t xml:space="preserve"> (</w:t>
+      </w:r>
+      <w:proofErr w:type="gramStart"/>
+      <w:r>
+        <w:t>cos(0)=</w:t>
+      </w:r>
+      <w:proofErr w:type="gramEnd"/>
+      <w:r>
+        <w:t>1, cos(pi)=-1, cos(2</w:t>
+      </w:r>
+      <w:proofErr w:type="gramStart"/>
+      <w:r>
+        <w:t>pi)=</w:t>
+      </w:r>
+      <w:proofErr w:type="gramEnd"/>
+      <w:r>
+        <w:t xml:space="preserve">1 </w:t>
+      </w:r>
+      <w:proofErr w:type="spellStart"/>
+      <w:r>
+        <w:t>etc</w:t>
+      </w:r>
+      <w:proofErr w:type="spellEnd"/>
+      <w:r>
+        <w:t>)</w:t>
+      </w:r>
+    </w:p>
+    <w:p>
+      <w:r>
+        <w:t>Connaître : cos(k*</w:t>
+      </w:r>
+      <w:proofErr w:type="gramStart"/>
+      <w:r>
+        <w:t>pi)=</w:t>
+      </w:r>
+      <w:proofErr w:type="gramEnd"/>
+      <w:r>
+        <w:t>(-</w:t>
+      </w:r>
+      <w:proofErr w:type="gramStart"/>
+      <w:r>
+        <w:t>1)^</w:t>
+      </w:r>
+      <w:proofErr w:type="gramEnd"/>
+      <w:r>
+        <w:t>k et sin(k*</w:t>
+      </w:r>
+      <w:proofErr w:type="gramStart"/>
+      <w:r>
+        <w:t>pi)=</w:t>
+      </w:r>
+      <w:proofErr w:type="gramEnd"/>
+      <w:r>
+        <w:t>0</w:t>
+      </w:r>
     </w:p>
     <w:p>
       <w:r>
         <w:t>Signal causal :</w:t>
       </w:r>
-    </w:p>
-    <w:p>
+      <w:r>
+        <w:t xml:space="preserve"> </w:t>
+      </w:r>
+    </w:p>
+    <w:p>
+      <w:pPr>
+        <w:rPr>
+          <w:noProof/>
+        </w:rPr>
+      </w:pPr>
       <w:r>
         <w:t>Un signal est causal si x(t)=0 ; t&lt;0</w:t>
+      </w:r>
+      <w:r>
+        <w:t xml:space="preserve">, donc si on n’a pas de données pour </w:t>
+      </w:r>
+      <w:proofErr w:type="gramStart"/>
+      <w:r>
+        <w:t>t(</w:t>
+      </w:r>
+      <w:proofErr w:type="gramEnd"/>
+      <w:r>
+        <w:t>ou x) négatif</w:t>
+      </w:r>
+      <w:r>
+        <w:rPr>
+          <w:noProof/>
+        </w:rPr>
+        <w:t xml:space="preserve"> </w:t>
+      </w:r>
+      <w:r>
+        <w:drawing>
+          <wp:inline distT="0" distB="0" distL="0" distR="0" wp14:anchorId="730D00DF" wp14:editId="38FB6E7D">
+            <wp:extent cx="3297730" cy="2105246"/>
+            <wp:effectExtent l="0" t="0" r="0" b="9525"/>
+            <wp:docPr id="1045265147" name="Image 1"/>
+            <wp:cNvGraphicFramePr>
+              <a:graphicFrameLocks xmlns:a="http://schemas.openxmlformats.org/drawingml/2006/main" noChangeAspect="1"/>
+            </wp:cNvGraphicFramePr>
+            <a:graphic xmlns:a="http://schemas.openxmlformats.org/drawingml/2006/main">
+              <a:graphicData uri="http://schemas.openxmlformats.org/drawingml/2006/picture">
+                <pic:pic xmlns:pic="http://schemas.openxmlformats.org/drawingml/2006/picture">
+                  <pic:nvPicPr>
+                    <pic:cNvPr id="1045265147" name=""/>
+                    <pic:cNvPicPr/>
+                  </pic:nvPicPr>
+                  <pic:blipFill>
+                    <a:blip r:embed="rId16"/>
+                    <a:stretch>
+                      <a:fillRect/>
+                    </a:stretch>
+                  </pic:blipFill>
+                  <pic:spPr>
+                    <a:xfrm>
+                      <a:off x="0" y="0"/>
+                      <a:ext cx="3304365" cy="2109481"/>
+                    </a:xfrm>
+                    <a:prstGeom prst="rect">
+                      <a:avLst/>
+                    </a:prstGeom>
+                  </pic:spPr>
+                </pic:pic>
+              </a:graphicData>
+            </a:graphic>
+          </wp:inline>
+        </w:drawing>
+      </w:r>
+    </w:p>
+    <w:p>
+      <w:pPr>
+        <w:rPr>
+          <w:noProof/>
+        </w:rPr>
+      </w:pPr>
+      <w:r>
+        <w:rPr>
+          <w:noProof/>
+        </w:rPr>
+        <w:br w:type="column"/>
+      </w:r>
+      <w:r>
+        <w:rPr>
+          <w:noProof/>
+        </w:rPr>
+        <w:lastRenderedPageBreak/>
+        <w:t>Classification morphologique :</w:t>
+      </w:r>
+    </w:p>
+    <w:p>
+      <w:pPr>
+        <w:rPr>
+          <w:noProof/>
+        </w:rPr>
+      </w:pPr>
+      <w:r>
+        <w:rPr>
+          <w:noProof/>
+        </w:rPr>
+        <w:tab/>
+        <w:t>Signal à temps continue :</w:t>
+      </w:r>
+    </w:p>
+    <w:p>
+      <w:pPr>
+        <w:rPr>
+          <w:noProof/>
+        </w:rPr>
+      </w:pPr>
+      <w:r>
+        <w:rPr>
+          <w:noProof/>
+        </w:rPr>
+        <w:tab/>
+      </w:r>
+      <w:r>
+        <w:rPr>
+          <w:noProof/>
+        </w:rPr>
+        <w:tab/>
+        <w:t>La variable (temps &gt; t) prend ses valeurs sur un ensemble continu, exemple x(t) où t appartient aux Réels</w:t>
+      </w:r>
+    </w:p>
+    <w:p>
+      <w:pPr>
+        <w:rPr>
+          <w:noProof/>
+        </w:rPr>
+      </w:pPr>
+      <w:r>
+        <w:rPr>
+          <w:noProof/>
+        </w:rPr>
+        <w:tab/>
+      </w:r>
+      <w:r>
+        <w:rPr>
+          <w:noProof/>
+        </w:rPr>
+        <w:drawing>
+          <wp:inline distT="0" distB="0" distL="0" distR="0" wp14:anchorId="32FB76E7" wp14:editId="740D4259">
+            <wp:extent cx="2105319" cy="590632"/>
+            <wp:effectExtent l="0" t="0" r="9525" b="0"/>
+            <wp:docPr id="989881587" name="Image 1"/>
+            <wp:cNvGraphicFramePr>
+              <a:graphicFrameLocks xmlns:a="http://schemas.openxmlformats.org/drawingml/2006/main" noChangeAspect="1"/>
+            </wp:cNvGraphicFramePr>
+            <a:graphic xmlns:a="http://schemas.openxmlformats.org/drawingml/2006/main">
+              <a:graphicData uri="http://schemas.openxmlformats.org/drawingml/2006/picture">
+                <pic:pic xmlns:pic="http://schemas.openxmlformats.org/drawingml/2006/picture">
+                  <pic:nvPicPr>
+                    <pic:cNvPr id="989881587" name=""/>
+                    <pic:cNvPicPr/>
+                  </pic:nvPicPr>
+                  <pic:blipFill>
+                    <a:blip r:embed="rId17"/>
+                    <a:stretch>
+                      <a:fillRect/>
+                    </a:stretch>
+                  </pic:blipFill>
+                  <pic:spPr>
+                    <a:xfrm>
+                      <a:off x="0" y="0"/>
+                      <a:ext cx="2105319" cy="590632"/>
+                    </a:xfrm>
+                    <a:prstGeom prst="rect">
+                      <a:avLst/>
+                    </a:prstGeom>
+                  </pic:spPr>
+                </pic:pic>
+              </a:graphicData>
+            </a:graphic>
+          </wp:inline>
+        </w:drawing>
+      </w:r>
+    </w:p>
+    <w:p>
+      <w:pPr>
+        <w:rPr>
+          <w:noProof/>
+        </w:rPr>
+      </w:pPr>
+      <w:r>
+        <w:rPr>
+          <w:noProof/>
+        </w:rPr>
+        <w:tab/>
+        <w:t>Signal à temps discret :</w:t>
+      </w:r>
+    </w:p>
+    <w:p>
+      <w:pPr>
+        <w:rPr>
+          <w:noProof/>
+        </w:rPr>
+      </w:pPr>
+      <w:r>
+        <w:rPr>
+          <w:noProof/>
+        </w:rPr>
+        <w:tab/>
+      </w:r>
+      <w:r>
+        <w:rPr>
+          <w:noProof/>
+        </w:rPr>
+        <w:tab/>
+        <w:t xml:space="preserve">La variable (indépendante) prend ses valeurs sur une grille de points </w:t>
+      </w:r>
+      <w:r>
+        <w:rPr>
+          <w:noProof/>
+        </w:rPr>
+        <w:t>(ensemble discret) &gt; compléter avec le cours slide 15</w:t>
+      </w:r>
+    </w:p>
+    <w:p>
+      <w:pPr>
+        <w:rPr>
+          <w:noProof/>
+        </w:rPr>
+      </w:pPr>
+    </w:p>
+    <w:p>
+      <w:pPr>
+        <w:rPr>
+          <w:noProof/>
+        </w:rPr>
+      </w:pPr>
+      <w:r>
+        <w:rPr>
+          <w:noProof/>
+        </w:rPr>
+        <w:t>Classification selon l’énergie et la puissance :</w:t>
+      </w:r>
+    </w:p>
+    <w:p>
+      <w:pPr>
+        <w:rPr>
+          <w:noProof/>
+        </w:rPr>
+      </w:pPr>
+      <w:r>
+        <w:rPr>
+          <w:noProof/>
+        </w:rPr>
+        <w:tab/>
+        <w:t>Energie totale :</w:t>
+      </w:r>
+    </w:p>
+    <w:p>
+      <w:pPr>
+        <w:rPr>
+          <w:noProof/>
+        </w:rPr>
+      </w:pPr>
+      <w:r>
+        <w:rPr>
+          <w:noProof/>
+        </w:rPr>
+        <w:tab/>
+      </w:r>
+      <w:r>
+        <w:rPr>
+          <w:noProof/>
+        </w:rPr>
+        <w:tab/>
+        <w:t>L’énergie totale est :</w:t>
+      </w:r>
+      <w:r>
+        <w:rPr>
+          <w:noProof/>
+        </w:rPr>
+        <w:t xml:space="preserve"> </w:t>
+      </w:r>
+      <w:r>
+        <w:rPr>
+          <w:noProof/>
+        </w:rPr>
+        <w:drawing>
+          <wp:inline distT="0" distB="0" distL="0" distR="0" wp14:anchorId="238E5EB3" wp14:editId="27D3C9BA">
+            <wp:extent cx="1752845" cy="676369"/>
+            <wp:effectExtent l="0" t="0" r="0" b="0"/>
+            <wp:docPr id="505076721" name="Image 1"/>
+            <wp:cNvGraphicFramePr>
+              <a:graphicFrameLocks xmlns:a="http://schemas.openxmlformats.org/drawingml/2006/main" noChangeAspect="1"/>
+            </wp:cNvGraphicFramePr>
+            <a:graphic xmlns:a="http://schemas.openxmlformats.org/drawingml/2006/main">
+              <a:graphicData uri="http://schemas.openxmlformats.org/drawingml/2006/picture">
+                <pic:pic xmlns:pic="http://schemas.openxmlformats.org/drawingml/2006/picture">
+                  <pic:nvPicPr>
+                    <pic:cNvPr id="505076721" name=""/>
+                    <pic:cNvPicPr/>
+                  </pic:nvPicPr>
+                  <pic:blipFill>
+                    <a:blip r:embed="rId18"/>
+                    <a:stretch>
+                      <a:fillRect/>
+                    </a:stretch>
+                  </pic:blipFill>
+                  <pic:spPr>
+                    <a:xfrm>
+                      <a:off x="0" y="0"/>
+                      <a:ext cx="1752845" cy="676369"/>
+                    </a:xfrm>
+                    <a:prstGeom prst="rect">
+                      <a:avLst/>
+                    </a:prstGeom>
+                  </pic:spPr>
+                </pic:pic>
+              </a:graphicData>
+            </a:graphic>
+          </wp:inline>
+        </w:drawing>
+      </w:r>
+      <w:r>
+        <w:rPr>
+          <w:noProof/>
+        </w:rPr>
+        <w:t xml:space="preserve"> lorsque l’on se trouve sur un signal à temps continu</w:t>
+      </w:r>
+    </w:p>
+    <w:p>
+      <w:pPr>
+        <w:rPr>
+          <w:noProof/>
+        </w:rPr>
+      </w:pPr>
+      <w:r>
+        <w:rPr>
+          <w:noProof/>
+        </w:rPr>
+        <w:tab/>
+      </w:r>
+      <w:r>
+        <w:rPr>
+          <w:noProof/>
+        </w:rPr>
+        <w:tab/>
+        <w:t xml:space="preserve">L’énergie totale est : </w:t>
+      </w:r>
+      <w:r>
+        <w:rPr>
+          <w:noProof/>
+        </w:rPr>
+        <w:drawing>
+          <wp:inline distT="0" distB="0" distL="0" distR="0" wp14:anchorId="642A0988" wp14:editId="3BBC9E38">
+            <wp:extent cx="1724266" cy="647790"/>
+            <wp:effectExtent l="0" t="0" r="9525" b="0"/>
+            <wp:docPr id="2095504734" name="Image 1"/>
+            <wp:cNvGraphicFramePr>
+              <a:graphicFrameLocks xmlns:a="http://schemas.openxmlformats.org/drawingml/2006/main" noChangeAspect="1"/>
+            </wp:cNvGraphicFramePr>
+            <a:graphic xmlns:a="http://schemas.openxmlformats.org/drawingml/2006/main">
+              <a:graphicData uri="http://schemas.openxmlformats.org/drawingml/2006/picture">
+                <pic:pic xmlns:pic="http://schemas.openxmlformats.org/drawingml/2006/picture">
+                  <pic:nvPicPr>
+                    <pic:cNvPr id="2095504734" name=""/>
+                    <pic:cNvPicPr/>
+                  </pic:nvPicPr>
+                  <pic:blipFill>
+                    <a:blip r:embed="rId19"/>
+                    <a:stretch>
+                      <a:fillRect/>
+                    </a:stretch>
+                  </pic:blipFill>
+                  <pic:spPr>
+                    <a:xfrm>
+                      <a:off x="0" y="0"/>
+                      <a:ext cx="1724266" cy="647790"/>
+                    </a:xfrm>
+                    <a:prstGeom prst="rect">
+                      <a:avLst/>
+                    </a:prstGeom>
+                  </pic:spPr>
+                </pic:pic>
+              </a:graphicData>
+            </a:graphic>
+          </wp:inline>
+        </w:drawing>
+      </w:r>
+      <w:r>
+        <w:rPr>
+          <w:noProof/>
+        </w:rPr>
+        <w:t xml:space="preserve"> lorsque l’on se trouve sur un signal à temps discret</w:t>
+      </w:r>
+    </w:p>
+    <w:p>
+      <w:pPr>
+        <w:rPr>
+          <w:noProof/>
+        </w:rPr>
+      </w:pPr>
+      <w:r>
+        <w:rPr>
+          <w:noProof/>
+        </w:rPr>
+        <w:t xml:space="preserve">Règle à connaître : </w:t>
+      </w:r>
+      <w:r>
+        <w:rPr>
+          <w:noProof/>
+        </w:rPr>
+        <w:drawing>
+          <wp:inline distT="0" distB="0" distL="0" distR="0" wp14:anchorId="417F64FF" wp14:editId="4F525A49">
+            <wp:extent cx="4191585" cy="285790"/>
+            <wp:effectExtent l="0" t="0" r="0" b="0"/>
+            <wp:docPr id="250836311" name="Image 1"/>
+            <wp:cNvGraphicFramePr>
+              <a:graphicFrameLocks xmlns:a="http://schemas.openxmlformats.org/drawingml/2006/main" noChangeAspect="1"/>
+            </wp:cNvGraphicFramePr>
+            <a:graphic xmlns:a="http://schemas.openxmlformats.org/drawingml/2006/main">
+              <a:graphicData uri="http://schemas.openxmlformats.org/drawingml/2006/picture">
+                <pic:pic xmlns:pic="http://schemas.openxmlformats.org/drawingml/2006/picture">
+                  <pic:nvPicPr>
+                    <pic:cNvPr id="250836311" name=""/>
+                    <pic:cNvPicPr/>
+                  </pic:nvPicPr>
+                  <pic:blipFill>
+                    <a:blip r:embed="rId20"/>
+                    <a:stretch>
+                      <a:fillRect/>
+                    </a:stretch>
+                  </pic:blipFill>
+                  <pic:spPr>
+                    <a:xfrm>
+                      <a:off x="0" y="0"/>
+                      <a:ext cx="4191585" cy="285790"/>
+                    </a:xfrm>
+                    <a:prstGeom prst="rect">
+                      <a:avLst/>
+                    </a:prstGeom>
+                  </pic:spPr>
+                </pic:pic>
+              </a:graphicData>
+            </a:graphic>
+          </wp:inline>
+        </w:drawing>
+      </w:r>
+    </w:p>
+    <w:p>
+      <w:pPr>
+        <w:rPr>
+          <w:noProof/>
+        </w:rPr>
+      </w:pPr>
+    </w:p>
+    <w:p>
+      <w:pPr>
+        <w:rPr>
+          <w:noProof/>
+        </w:rPr>
+      </w:pPr>
+      <w:r>
+        <w:rPr>
+          <w:noProof/>
+        </w:rPr>
+        <w:tab/>
+      </w:r>
+    </w:p>
+    <w:p>
+      <w:pPr>
+        <w:rPr>
+          <w:noProof/>
+        </w:rPr>
+      </w:pPr>
+      <w:r>
+        <w:rPr>
+          <w:noProof/>
+        </w:rPr>
+        <w:br w:type="column"/>
+      </w:r>
+      <w:r>
+        <w:rPr>
+          <w:noProof/>
+        </w:rPr>
+        <w:lastRenderedPageBreak/>
+        <w:t>Puissance moyenne :</w:t>
+      </w:r>
+    </w:p>
+    <w:p>
+      <w:pPr>
+        <w:rPr>
+          <w:noProof/>
+        </w:rPr>
+      </w:pPr>
+      <w:r>
+        <w:rPr>
+          <w:noProof/>
+        </w:rPr>
+        <w:tab/>
+        <w:t xml:space="preserve">Lorsque l’énergie est infinie (lorsque Energie totale tend vers + l’infini), on va calculer sa quantité par unité de temps. C’est la puissance moyenne du signal </w:t>
+      </w:r>
+    </w:p>
+    <w:p>
+      <w:pPr>
+        <w:rPr>
+          <w:noProof/>
+        </w:rPr>
+      </w:pPr>
+      <w:r>
+        <w:rPr>
+          <w:noProof/>
+        </w:rPr>
+        <w:drawing>
+          <wp:inline distT="0" distB="0" distL="0" distR="0" wp14:anchorId="732D5409" wp14:editId="2CFDC798">
+            <wp:extent cx="2276793" cy="1000265"/>
+            <wp:effectExtent l="0" t="0" r="0" b="9525"/>
+            <wp:docPr id="1597656616" name="Image 1"/>
+            <wp:cNvGraphicFramePr>
+              <a:graphicFrameLocks xmlns:a="http://schemas.openxmlformats.org/drawingml/2006/main" noChangeAspect="1"/>
+            </wp:cNvGraphicFramePr>
+            <a:graphic xmlns:a="http://schemas.openxmlformats.org/drawingml/2006/main">
+              <a:graphicData uri="http://schemas.openxmlformats.org/drawingml/2006/picture">
+                <pic:pic xmlns:pic="http://schemas.openxmlformats.org/drawingml/2006/picture">
+                  <pic:nvPicPr>
+                    <pic:cNvPr id="1597656616" name=""/>
+                    <pic:cNvPicPr/>
+                  </pic:nvPicPr>
+                  <pic:blipFill>
+                    <a:blip r:embed="rId21"/>
+                    <a:stretch>
+                      <a:fillRect/>
+                    </a:stretch>
+                  </pic:blipFill>
+                  <pic:spPr>
+                    <a:xfrm>
+                      <a:off x="0" y="0"/>
+                      <a:ext cx="2276793" cy="1000265"/>
+                    </a:xfrm>
+                    <a:prstGeom prst="rect">
+                      <a:avLst/>
+                    </a:prstGeom>
+                  </pic:spPr>
+                </pic:pic>
+              </a:graphicData>
+            </a:graphic>
+          </wp:inline>
+        </w:drawing>
+      </w:r>
+    </w:p>
+    <w:p>
+      <w:pPr>
+        <w:rPr>
+          <w:noProof/>
+        </w:rPr>
+      </w:pPr>
+      <w:r>
+        <w:rPr>
+          <w:noProof/>
+        </w:rPr>
+        <w:tab/>
+        <w:t>Sur des signaux périodiques, la formule est :</w:t>
+      </w:r>
+    </w:p>
+    <w:p>
+      <w:pPr>
+        <w:rPr>
+          <w:noProof/>
+        </w:rPr>
+      </w:pPr>
+      <w:r>
+        <w:rPr>
+          <w:noProof/>
+        </w:rPr>
+        <w:drawing>
+          <wp:inline distT="0" distB="0" distL="0" distR="0" wp14:anchorId="5ED0C0B2" wp14:editId="097D4562">
+            <wp:extent cx="1838582" cy="1009791"/>
+            <wp:effectExtent l="0" t="0" r="9525" b="0"/>
+            <wp:docPr id="1816757064" name="Image 1"/>
+            <wp:cNvGraphicFramePr>
+              <a:graphicFrameLocks xmlns:a="http://schemas.openxmlformats.org/drawingml/2006/main" noChangeAspect="1"/>
+            </wp:cNvGraphicFramePr>
+            <a:graphic xmlns:a="http://schemas.openxmlformats.org/drawingml/2006/main">
+              <a:graphicData uri="http://schemas.openxmlformats.org/drawingml/2006/picture">
+                <pic:pic xmlns:pic="http://schemas.openxmlformats.org/drawingml/2006/picture">
+                  <pic:nvPicPr>
+                    <pic:cNvPr id="1816757064" name=""/>
+                    <pic:cNvPicPr/>
+                  </pic:nvPicPr>
+                  <pic:blipFill>
+                    <a:blip r:embed="rId22"/>
+                    <a:stretch>
+                      <a:fillRect/>
+                    </a:stretch>
+                  </pic:blipFill>
+                  <pic:spPr>
+                    <a:xfrm>
+                      <a:off x="0" y="0"/>
+                      <a:ext cx="1838582" cy="1009791"/>
+                    </a:xfrm>
+                    <a:prstGeom prst="rect">
+                      <a:avLst/>
+                    </a:prstGeom>
+                  </pic:spPr>
+                </pic:pic>
+              </a:graphicData>
+            </a:graphic>
+          </wp:inline>
+        </w:drawing>
+      </w:r>
+    </w:p>
+    <w:p>
+      <w:pPr>
+        <w:rPr>
+          <w:noProof/>
+        </w:rPr>
+      </w:pPr>
+      <w:r>
+        <w:rPr>
+          <w:noProof/>
+        </w:rPr>
+        <w:tab/>
+        <w:t>Sur un signal à temps discret :</w:t>
+      </w:r>
+    </w:p>
+    <w:p>
+      <w:pPr>
+        <w:rPr>
+          <w:noProof/>
+        </w:rPr>
+      </w:pPr>
+      <w:r>
+        <w:rPr>
+          <w:noProof/>
+        </w:rPr>
+        <w:drawing>
+          <wp:inline distT="0" distB="0" distL="0" distR="0" wp14:anchorId="041098A2" wp14:editId="0BBC3AA6">
+            <wp:extent cx="2305372" cy="676369"/>
+            <wp:effectExtent l="0" t="0" r="0" b="9525"/>
+            <wp:docPr id="1987161705" name="Image 1"/>
+            <wp:cNvGraphicFramePr>
+              <a:graphicFrameLocks xmlns:a="http://schemas.openxmlformats.org/drawingml/2006/main" noChangeAspect="1"/>
+            </wp:cNvGraphicFramePr>
+            <a:graphic xmlns:a="http://schemas.openxmlformats.org/drawingml/2006/main">
+              <a:graphicData uri="http://schemas.openxmlformats.org/drawingml/2006/picture">
+                <pic:pic xmlns:pic="http://schemas.openxmlformats.org/drawingml/2006/picture">
+                  <pic:nvPicPr>
+                    <pic:cNvPr id="1987161705" name=""/>
+                    <pic:cNvPicPr/>
+                  </pic:nvPicPr>
+                  <pic:blipFill>
+                    <a:blip r:embed="rId23"/>
+                    <a:stretch>
+                      <a:fillRect/>
+                    </a:stretch>
+                  </pic:blipFill>
+                  <pic:spPr>
+                    <a:xfrm>
+                      <a:off x="0" y="0"/>
+                      <a:ext cx="2305372" cy="676369"/>
+                    </a:xfrm>
+                    <a:prstGeom prst="rect">
+                      <a:avLst/>
+                    </a:prstGeom>
+                  </pic:spPr>
+                </pic:pic>
+              </a:graphicData>
+            </a:graphic>
+          </wp:inline>
+        </w:drawing>
+      </w:r>
+    </w:p>
+    <w:p>
+      <w:pPr>
+        <w:rPr>
+          <w:noProof/>
+          <w:u w:val="single"/>
+        </w:rPr>
+      </w:pPr>
+      <w:r>
+        <w:rPr>
+          <w:noProof/>
+          <w:u w:val="single"/>
+        </w:rPr>
+        <w:t xml:space="preserve">Voir la slide 18 pour </w:t>
+      </w:r>
+      <w:r>
+        <w:rPr>
+          <w:noProof/>
+          <w:u w:val="single"/>
+        </w:rPr>
+        <w:t>définitions/</w:t>
+      </w:r>
+      <w:r>
+        <w:rPr>
+          <w:noProof/>
+          <w:u w:val="single"/>
+        </w:rPr>
+        <w:t xml:space="preserve">règles à connaître </w:t>
+      </w:r>
+    </w:p>
+    <w:p>
+      <w:pPr>
+        <w:rPr>
+          <w:noProof/>
+        </w:rPr>
+      </w:pPr>
+    </w:p>
+    <w:p>
+      <w:pPr>
+        <w:rPr>
+          <w:noProof/>
+        </w:rPr>
+      </w:pPr>
+      <w:r>
+        <w:rPr>
+          <w:noProof/>
+        </w:rPr>
+        <w:t>A retenir : lorsque l’énergie totale est infinie, la puissance moyenne est finie. Lorsque l’énergie totale est finie, la puissance moyenne est nulle</w:t>
+      </w:r>
+      <w:r>
+        <w:rPr>
+          <w:noProof/>
+        </w:rPr>
+        <w:br w:type="column"/>
+      </w:r>
+      <w:r>
+        <w:rPr>
+          <w:noProof/>
+        </w:rPr>
+        <w:lastRenderedPageBreak/>
+        <w:t>Exercice 1 TD1 :</w:t>
+      </w:r>
+    </w:p>
+    <w:p>
+      <w:pPr>
+        <w:rPr>
+          <w:noProof/>
+        </w:rPr>
+      </w:pPr>
+      <w:r>
+        <w:rPr>
+          <w:noProof/>
+        </w:rPr>
+        <w:t>Préciser sans calcul si les signaux suivants sont à énergie finie ou infinie, à puissance moyenne finie ou nulle</w:t>
+      </w:r>
+    </w:p>
+    <w:p>
+      <w:pPr>
+        <w:rPr>
+          <w:noProof/>
+        </w:rPr>
+      </w:pPr>
+      <w:r>
+        <w:rPr>
+          <w:noProof/>
+        </w:rPr>
+        <w:drawing>
+          <wp:anchor distT="0" distB="0" distL="114300" distR="114300" simplePos="0" relativeHeight="251658240" behindDoc="0" locked="0" layoutInCell="1" allowOverlap="1" wp14:anchorId="08E3C9A9" wp14:editId="31EFAC0D">
+            <wp:simplePos x="0" y="0"/>
+            <wp:positionH relativeFrom="column">
+              <wp:posOffset>3972</wp:posOffset>
+            </wp:positionH>
+            <wp:positionV relativeFrom="paragraph">
+              <wp:posOffset>-1624</wp:posOffset>
+            </wp:positionV>
+            <wp:extent cx="1629002" cy="1581371"/>
+            <wp:effectExtent l="0" t="0" r="0" b="0"/>
+            <wp:wrapSquare wrapText="bothSides"/>
+            <wp:docPr id="2016897233" name="Image 1"/>
+            <wp:cNvGraphicFramePr>
+              <a:graphicFrameLocks xmlns:a="http://schemas.openxmlformats.org/drawingml/2006/main" noChangeAspect="1"/>
+            </wp:cNvGraphicFramePr>
+            <a:graphic xmlns:a="http://schemas.openxmlformats.org/drawingml/2006/main">
+              <a:graphicData uri="http://schemas.openxmlformats.org/drawingml/2006/picture">
+                <pic:pic xmlns:pic="http://schemas.openxmlformats.org/drawingml/2006/picture">
+                  <pic:nvPicPr>
+                    <pic:cNvPr id="2016897233" name=""/>
+                    <pic:cNvPicPr/>
+                  </pic:nvPicPr>
+                  <pic:blipFill>
+                    <a:blip r:embed="rId24">
+                      <a:extLst>
+                        <a:ext uri="{28A0092B-C50C-407E-A947-70E740481C1C}">
+                          <a14:useLocalDpi xmlns:a14="http://schemas.microsoft.com/office/drawing/2010/main" val="0"/>
+                        </a:ext>
+                      </a:extLst>
+                    </a:blip>
+                    <a:stretch>
+                      <a:fillRect/>
+                    </a:stretch>
+                  </pic:blipFill>
+                  <pic:spPr>
+                    <a:xfrm>
+                      <a:off x="0" y="0"/>
+                      <a:ext cx="1629002" cy="1581371"/>
+                    </a:xfrm>
+                    <a:prstGeom prst="rect">
+                      <a:avLst/>
+                    </a:prstGeom>
+                  </pic:spPr>
+                </pic:pic>
+              </a:graphicData>
+            </a:graphic>
+            <wp14:sizeRelH relativeFrom="page">
+              <wp14:pctWidth>0</wp14:pctWidth>
+            </wp14:sizeRelH>
+            <wp14:sizeRelV relativeFrom="page">
+              <wp14:pctHeight>0</wp14:pctHeight>
+            </wp14:sizeRelV>
+          </wp:anchor>
+        </w:drawing>
+      </w:r>
+      <w:r>
+        <w:rPr>
+          <w:noProof/>
+        </w:rPr>
+        <w:t xml:space="preserve"> Energie infinie, car le support temporel(t) non borné. La puissance moyenne est donc finie</w:t>
+      </w:r>
+    </w:p>
+    <w:p>
+      <w:pPr>
+        <w:rPr>
+          <w:noProof/>
+        </w:rPr>
+      </w:pPr>
+    </w:p>
+    <w:p>
+      <w:pPr>
+        <w:rPr>
+          <w:noProof/>
+        </w:rPr>
+      </w:pPr>
+    </w:p>
+    <w:p>
+      <w:pPr>
+        <w:rPr>
+          <w:noProof/>
+        </w:rPr>
+      </w:pPr>
+    </w:p>
+    <w:p>
+      <w:pPr>
+        <w:rPr>
+          <w:noProof/>
+        </w:rPr>
+      </w:pPr>
+    </w:p>
+    <w:p>
+      <w:pPr>
+        <w:rPr>
+          <w:noProof/>
+        </w:rPr>
+      </w:pPr>
+      <w:r>
+        <w:rPr>
+          <w:noProof/>
+        </w:rPr>
+        <w:drawing>
+          <wp:inline distT="0" distB="0" distL="0" distR="0" wp14:anchorId="2866305E" wp14:editId="64DA3DE8">
+            <wp:extent cx="1409897" cy="1409897"/>
+            <wp:effectExtent l="0" t="0" r="0" b="0"/>
+            <wp:docPr id="1232371986" name="Image 1"/>
+            <wp:cNvGraphicFramePr>
+              <a:graphicFrameLocks xmlns:a="http://schemas.openxmlformats.org/drawingml/2006/main" noChangeAspect="1"/>
+            </wp:cNvGraphicFramePr>
+            <a:graphic xmlns:a="http://schemas.openxmlformats.org/drawingml/2006/main">
+              <a:graphicData uri="http://schemas.openxmlformats.org/drawingml/2006/picture">
+                <pic:pic xmlns:pic="http://schemas.openxmlformats.org/drawingml/2006/picture">
+                  <pic:nvPicPr>
+                    <pic:cNvPr id="1232371986" name=""/>
+                    <pic:cNvPicPr/>
+                  </pic:nvPicPr>
+                  <pic:blipFill>
+                    <a:blip r:embed="rId25"/>
+                    <a:stretch>
+                      <a:fillRect/>
+                    </a:stretch>
+                  </pic:blipFill>
+                  <pic:spPr>
+                    <a:xfrm>
+                      <a:off x="0" y="0"/>
+                      <a:ext cx="1409897" cy="1409897"/>
+                    </a:xfrm>
+                    <a:prstGeom prst="rect">
+                      <a:avLst/>
+                    </a:prstGeom>
+                  </pic:spPr>
+                </pic:pic>
+              </a:graphicData>
+            </a:graphic>
+          </wp:inline>
+        </w:drawing>
+      </w:r>
+      <w:r>
+        <w:rPr>
+          <w:noProof/>
+        </w:rPr>
+        <w:t xml:space="preserve"> Energie finie, car on perçoit et le début et la fin du signal sur le support temporel (t). La puissance moyenne est donc nulle (Pmoy=0)</w:t>
+      </w:r>
+    </w:p>
+    <w:p>
+      <w:pPr>
+        <w:rPr>
+          <w:noProof/>
+        </w:rPr>
+      </w:pPr>
+      <w:r>
+        <w:rPr>
+          <w:noProof/>
+        </w:rPr>
+        <w:drawing>
+          <wp:inline distT="0" distB="0" distL="0" distR="0" wp14:anchorId="37999726" wp14:editId="1A484E5F">
+            <wp:extent cx="1476581" cy="1400370"/>
+            <wp:effectExtent l="0" t="0" r="9525" b="9525"/>
+            <wp:docPr id="509614386" name="Image 1"/>
+            <wp:cNvGraphicFramePr>
+              <a:graphicFrameLocks xmlns:a="http://schemas.openxmlformats.org/drawingml/2006/main" noChangeAspect="1"/>
+            </wp:cNvGraphicFramePr>
+            <a:graphic xmlns:a="http://schemas.openxmlformats.org/drawingml/2006/main">
+              <a:graphicData uri="http://schemas.openxmlformats.org/drawingml/2006/picture">
+                <pic:pic xmlns:pic="http://schemas.openxmlformats.org/drawingml/2006/picture">
+                  <pic:nvPicPr>
+                    <pic:cNvPr id="509614386" name=""/>
+                    <pic:cNvPicPr/>
+                  </pic:nvPicPr>
+                  <pic:blipFill>
+                    <a:blip r:embed="rId26"/>
+                    <a:stretch>
+                      <a:fillRect/>
+                    </a:stretch>
+                  </pic:blipFill>
+                  <pic:spPr>
+                    <a:xfrm>
+                      <a:off x="0" y="0"/>
+                      <a:ext cx="1476581" cy="1400370"/>
+                    </a:xfrm>
+                    <a:prstGeom prst="rect">
+                      <a:avLst/>
+                    </a:prstGeom>
+                  </pic:spPr>
+                </pic:pic>
+              </a:graphicData>
+            </a:graphic>
+          </wp:inline>
+        </w:drawing>
+      </w:r>
+      <w:r>
+        <w:rPr>
+          <w:noProof/>
+        </w:rPr>
+        <w:t xml:space="preserve"> Energie totale infinie, car le signal se stabilise à x(t)=1 (sur l’axe y). La puissance moyenne est donc finie. Ce signal est permanent et non périodique/non borné (ne retombe pas à y=0).</w:t>
+      </w:r>
+    </w:p>
+    <w:p>
+      <w:pPr>
+        <w:rPr>
+          <w:noProof/>
+        </w:rPr>
+      </w:pPr>
+      <w:r>
+        <w:rPr>
+          <w:noProof/>
+        </w:rPr>
+        <w:br w:type="column"/>
+      </w:r>
+      <w:r>
+        <w:rPr>
+          <w:noProof/>
+        </w:rPr>
+        <w:lastRenderedPageBreak/>
+        <w:t>Translation temporelle du signal :</w:t>
+      </w:r>
+    </w:p>
+    <w:p>
+      <w:pPr>
+        <w:rPr>
+          <w:noProof/>
+        </w:rPr>
+      </w:pPr>
+      <w:r>
+        <w:rPr>
+          <w:noProof/>
+        </w:rPr>
+        <w:tab/>
+      </w:r>
+      <w:r>
+        <w:rPr>
+          <w:noProof/>
+        </w:rPr>
+        <w:t xml:space="preserve">Déplacement d’un signal dans le temps (sur l’axe t, l’axe des abcises, l’axe x), le signal est alors retardé de </w:t>
+      </w:r>
+      <w:r>
+        <w:rPr>
+          <w:noProof/>
+        </w:rPr>
+        <w:drawing>
+          <wp:inline distT="0" distB="0" distL="0" distR="0" wp14:anchorId="42F4F32F" wp14:editId="4A2227F1">
+            <wp:extent cx="200053" cy="200053"/>
+            <wp:effectExtent l="0" t="0" r="9525" b="9525"/>
+            <wp:docPr id="207678381" name="Image 1"/>
+            <wp:cNvGraphicFramePr>
+              <a:graphicFrameLocks xmlns:a="http://schemas.openxmlformats.org/drawingml/2006/main" noChangeAspect="1"/>
+            </wp:cNvGraphicFramePr>
+            <a:graphic xmlns:a="http://schemas.openxmlformats.org/drawingml/2006/main">
+              <a:graphicData uri="http://schemas.openxmlformats.org/drawingml/2006/picture">
+                <pic:pic xmlns:pic="http://schemas.openxmlformats.org/drawingml/2006/picture">
+                  <pic:nvPicPr>
+                    <pic:cNvPr id="207678381" name=""/>
+                    <pic:cNvPicPr/>
+                  </pic:nvPicPr>
+                  <pic:blipFill>
+                    <a:blip r:embed="rId27"/>
+                    <a:stretch>
+                      <a:fillRect/>
+                    </a:stretch>
+                  </pic:blipFill>
+                  <pic:spPr>
+                    <a:xfrm>
+                      <a:off x="0" y="0"/>
+                      <a:ext cx="200053" cy="200053"/>
+                    </a:xfrm>
+                    <a:prstGeom prst="rect">
+                      <a:avLst/>
+                    </a:prstGeom>
+                  </pic:spPr>
+                </pic:pic>
+              </a:graphicData>
+            </a:graphic>
+          </wp:inline>
+        </w:drawing>
+      </w:r>
+      <w:r>
+        <w:rPr>
+          <w:noProof/>
+        </w:rPr>
+        <w:t xml:space="preserve">. </w:t>
+      </w:r>
+      <w:r>
+        <w:rPr>
+          <w:noProof/>
+        </w:rPr>
+        <w:drawing>
+          <wp:inline distT="0" distB="0" distL="0" distR="0" wp14:anchorId="3D5E8705" wp14:editId="6E6E9F55">
+            <wp:extent cx="200053" cy="200053"/>
+            <wp:effectExtent l="0" t="0" r="9525" b="9525"/>
+            <wp:docPr id="1872835277" name="Image 1"/>
+            <wp:cNvGraphicFramePr>
+              <a:graphicFrameLocks xmlns:a="http://schemas.openxmlformats.org/drawingml/2006/main" noChangeAspect="1"/>
+            </wp:cNvGraphicFramePr>
+            <a:graphic xmlns:a="http://schemas.openxmlformats.org/drawingml/2006/main">
+              <a:graphicData uri="http://schemas.openxmlformats.org/drawingml/2006/picture">
+                <pic:pic xmlns:pic="http://schemas.openxmlformats.org/drawingml/2006/picture">
+                  <pic:nvPicPr>
+                    <pic:cNvPr id="1872835277" name=""/>
+                    <pic:cNvPicPr/>
+                  </pic:nvPicPr>
+                  <pic:blipFill>
+                    <a:blip r:embed="rId27"/>
+                    <a:stretch>
+                      <a:fillRect/>
+                    </a:stretch>
+                  </pic:blipFill>
+                  <pic:spPr>
+                    <a:xfrm>
+                      <a:off x="0" y="0"/>
+                      <a:ext cx="200053" cy="200053"/>
+                    </a:xfrm>
+                    <a:prstGeom prst="rect">
+                      <a:avLst/>
+                    </a:prstGeom>
+                  </pic:spPr>
+                </pic:pic>
+              </a:graphicData>
+            </a:graphic>
+          </wp:inline>
+        </w:drawing>
+      </w:r>
+      <w:r>
+        <w:rPr>
+          <w:noProof/>
+        </w:rPr>
+        <w:t xml:space="preserve"> peut être positif ou négatif</w:t>
+      </w:r>
+    </w:p>
+    <w:p>
+      <w:pPr>
+        <w:rPr>
+          <w:noProof/>
+        </w:rPr>
+      </w:pPr>
+      <w:r>
+        <w:rPr>
+          <w:noProof/>
+        </w:rPr>
+        <w:t xml:space="preserve">Si </w:t>
+      </w:r>
+      <w:r>
+        <w:rPr>
+          <w:noProof/>
+        </w:rPr>
+        <w:drawing>
+          <wp:inline distT="0" distB="0" distL="0" distR="0" wp14:anchorId="0D5CE277" wp14:editId="3F68A601">
+            <wp:extent cx="200053" cy="200053"/>
+            <wp:effectExtent l="0" t="0" r="9525" b="9525"/>
+            <wp:docPr id="697753713" name="Image 1"/>
+            <wp:cNvGraphicFramePr>
+              <a:graphicFrameLocks xmlns:a="http://schemas.openxmlformats.org/drawingml/2006/main" noChangeAspect="1"/>
+            </wp:cNvGraphicFramePr>
+            <a:graphic xmlns:a="http://schemas.openxmlformats.org/drawingml/2006/main">
+              <a:graphicData uri="http://schemas.openxmlformats.org/drawingml/2006/picture">
+                <pic:pic xmlns:pic="http://schemas.openxmlformats.org/drawingml/2006/picture">
+                  <pic:nvPicPr>
+                    <pic:cNvPr id="697753713" name=""/>
+                    <pic:cNvPicPr/>
+                  </pic:nvPicPr>
+                  <pic:blipFill>
+                    <a:blip r:embed="rId27"/>
+                    <a:stretch>
+                      <a:fillRect/>
+                    </a:stretch>
+                  </pic:blipFill>
+                  <pic:spPr>
+                    <a:xfrm>
+                      <a:off x="0" y="0"/>
+                      <a:ext cx="200053" cy="200053"/>
+                    </a:xfrm>
+                    <a:prstGeom prst="rect">
+                      <a:avLst/>
+                    </a:prstGeom>
+                  </pic:spPr>
+                </pic:pic>
+              </a:graphicData>
+            </a:graphic>
+          </wp:inline>
+        </w:drawing>
+      </w:r>
+      <w:r>
+        <w:rPr>
+          <w:noProof/>
+        </w:rPr>
+        <w:t xml:space="preserve"> est positif (exemple </w:t>
+      </w:r>
+      <w:r>
+        <w:rPr>
+          <w:noProof/>
+        </w:rPr>
+        <w:drawing>
+          <wp:inline distT="0" distB="0" distL="0" distR="0" wp14:anchorId="60F560C0" wp14:editId="408D873B">
+            <wp:extent cx="200053" cy="200053"/>
+            <wp:effectExtent l="0" t="0" r="9525" b="9525"/>
+            <wp:docPr id="1655037301" name="Image 1"/>
+            <wp:cNvGraphicFramePr>
+              <a:graphicFrameLocks xmlns:a="http://schemas.openxmlformats.org/drawingml/2006/main" noChangeAspect="1"/>
+            </wp:cNvGraphicFramePr>
+            <a:graphic xmlns:a="http://schemas.openxmlformats.org/drawingml/2006/main">
+              <a:graphicData uri="http://schemas.openxmlformats.org/drawingml/2006/picture">
+                <pic:pic xmlns:pic="http://schemas.openxmlformats.org/drawingml/2006/picture">
+                  <pic:nvPicPr>
+                    <pic:cNvPr id="1655037301" name=""/>
+                    <pic:cNvPicPr/>
+                  </pic:nvPicPr>
+                  <pic:blipFill>
+                    <a:blip r:embed="rId27"/>
+                    <a:stretch>
+                      <a:fillRect/>
+                    </a:stretch>
+                  </pic:blipFill>
+                  <pic:spPr>
+                    <a:xfrm>
+                      <a:off x="0" y="0"/>
+                      <a:ext cx="200053" cy="200053"/>
+                    </a:xfrm>
+                    <a:prstGeom prst="rect">
+                      <a:avLst/>
+                    </a:prstGeom>
+                  </pic:spPr>
+                </pic:pic>
+              </a:graphicData>
+            </a:graphic>
+          </wp:inline>
+        </w:drawing>
+      </w:r>
+      <w:r>
+        <w:rPr>
+          <w:noProof/>
+        </w:rPr>
+        <w:t xml:space="preserve"> = 2) on a :</w:t>
+      </w:r>
+    </w:p>
+    <w:p>
+      <w:pPr>
+        <w:rPr>
+          <w:noProof/>
+        </w:rPr>
+      </w:pPr>
+      <w:r>
+        <w:rPr>
+          <w:noProof/>
+        </w:rPr>
+        <w:tab/>
+        <w:t>X(t) devient x(t-</w:t>
+      </w:r>
+      <w:r>
+        <w:rPr>
+          <w:noProof/>
+        </w:rPr>
+        <w:t xml:space="preserve"> </w:t>
+      </w:r>
+      <w:r>
+        <w:rPr>
+          <w:noProof/>
+        </w:rPr>
+        <w:drawing>
+          <wp:inline distT="0" distB="0" distL="0" distR="0" wp14:anchorId="1613336E" wp14:editId="79A8B71C">
+            <wp:extent cx="200053" cy="200053"/>
+            <wp:effectExtent l="0" t="0" r="9525" b="9525"/>
+            <wp:docPr id="873010246" name="Image 1"/>
+            <wp:cNvGraphicFramePr>
+              <a:graphicFrameLocks xmlns:a="http://schemas.openxmlformats.org/drawingml/2006/main" noChangeAspect="1"/>
+            </wp:cNvGraphicFramePr>
+            <a:graphic xmlns:a="http://schemas.openxmlformats.org/drawingml/2006/main">
+              <a:graphicData uri="http://schemas.openxmlformats.org/drawingml/2006/picture">
+                <pic:pic xmlns:pic="http://schemas.openxmlformats.org/drawingml/2006/picture">
+                  <pic:nvPicPr>
+                    <pic:cNvPr id="873010246" name=""/>
+                    <pic:cNvPicPr/>
+                  </pic:nvPicPr>
+                  <pic:blipFill>
+                    <a:blip r:embed="rId27"/>
+                    <a:stretch>
+                      <a:fillRect/>
+                    </a:stretch>
+                  </pic:blipFill>
+                  <pic:spPr>
+                    <a:xfrm>
+                      <a:off x="0" y="0"/>
+                      <a:ext cx="200053" cy="200053"/>
+                    </a:xfrm>
+                    <a:prstGeom prst="rect">
+                      <a:avLst/>
+                    </a:prstGeom>
+                  </pic:spPr>
+                </pic:pic>
+              </a:graphicData>
+            </a:graphic>
+          </wp:inline>
+        </w:drawing>
+      </w:r>
+      <w:r>
+        <w:rPr>
+          <w:noProof/>
+        </w:rPr>
+        <w:t xml:space="preserve">), donc x(t-2), donc le signal est retardé de </w:t>
+      </w:r>
+      <w:r>
+        <w:rPr>
+          <w:noProof/>
+        </w:rPr>
+        <w:drawing>
+          <wp:inline distT="0" distB="0" distL="0" distR="0" wp14:anchorId="76AA8043" wp14:editId="0607847A">
+            <wp:extent cx="200053" cy="200053"/>
+            <wp:effectExtent l="0" t="0" r="9525" b="9525"/>
+            <wp:docPr id="1070494638" name="Image 1"/>
+            <wp:cNvGraphicFramePr>
+              <a:graphicFrameLocks xmlns:a="http://schemas.openxmlformats.org/drawingml/2006/main" noChangeAspect="1"/>
+            </wp:cNvGraphicFramePr>
+            <a:graphic xmlns:a="http://schemas.openxmlformats.org/drawingml/2006/main">
+              <a:graphicData uri="http://schemas.openxmlformats.org/drawingml/2006/picture">
+                <pic:pic xmlns:pic="http://schemas.openxmlformats.org/drawingml/2006/picture">
+                  <pic:nvPicPr>
+                    <pic:cNvPr id="1070494638" name=""/>
+                    <pic:cNvPicPr/>
+                  </pic:nvPicPr>
+                  <pic:blipFill>
+                    <a:blip r:embed="rId27"/>
+                    <a:stretch>
+                      <a:fillRect/>
+                    </a:stretch>
+                  </pic:blipFill>
+                  <pic:spPr>
+                    <a:xfrm>
+                      <a:off x="0" y="0"/>
+                      <a:ext cx="200053" cy="200053"/>
+                    </a:xfrm>
+                    <a:prstGeom prst="rect">
+                      <a:avLst/>
+                    </a:prstGeom>
+                  </pic:spPr>
+                </pic:pic>
+              </a:graphicData>
+            </a:graphic>
+          </wp:inline>
+        </w:drawing>
+      </w:r>
+      <w:r>
+        <w:rPr>
+          <w:noProof/>
+        </w:rPr>
+        <w:t>, soit ici 2 unités vers la droite.</w:t>
+      </w:r>
+    </w:p>
+    <w:p>
+      <w:pPr>
+        <w:rPr>
+          <w:noProof/>
+        </w:rPr>
+      </w:pPr>
+      <w:r>
+        <w:rPr>
+          <w:noProof/>
+        </w:rPr>
+        <w:t xml:space="preserve">Si </w:t>
+      </w:r>
+      <w:r>
+        <w:rPr>
+          <w:noProof/>
+        </w:rPr>
+        <w:drawing>
+          <wp:inline distT="0" distB="0" distL="0" distR="0" wp14:anchorId="39C64E45" wp14:editId="07B56F9B">
+            <wp:extent cx="200053" cy="200053"/>
+            <wp:effectExtent l="0" t="0" r="9525" b="9525"/>
+            <wp:docPr id="1052779715" name="Image 1"/>
+            <wp:cNvGraphicFramePr>
+              <a:graphicFrameLocks xmlns:a="http://schemas.openxmlformats.org/drawingml/2006/main" noChangeAspect="1"/>
+            </wp:cNvGraphicFramePr>
+            <a:graphic xmlns:a="http://schemas.openxmlformats.org/drawingml/2006/main">
+              <a:graphicData uri="http://schemas.openxmlformats.org/drawingml/2006/picture">
+                <pic:pic xmlns:pic="http://schemas.openxmlformats.org/drawingml/2006/picture">
+                  <pic:nvPicPr>
+                    <pic:cNvPr id="1052779715" name=""/>
+                    <pic:cNvPicPr/>
+                  </pic:nvPicPr>
+                  <pic:blipFill>
+                    <a:blip r:embed="rId27"/>
+                    <a:stretch>
+                      <a:fillRect/>
+                    </a:stretch>
+                  </pic:blipFill>
+                  <pic:spPr>
+                    <a:xfrm>
+                      <a:off x="0" y="0"/>
+                      <a:ext cx="200053" cy="200053"/>
+                    </a:xfrm>
+                    <a:prstGeom prst="rect">
+                      <a:avLst/>
+                    </a:prstGeom>
+                  </pic:spPr>
+                </pic:pic>
+              </a:graphicData>
+            </a:graphic>
+          </wp:inline>
+        </w:drawing>
+      </w:r>
+      <w:r>
+        <w:rPr>
+          <w:noProof/>
+        </w:rPr>
+        <w:t xml:space="preserve"> est négatif, (</w:t>
+      </w:r>
+      <w:r>
+        <w:rPr>
+          <w:noProof/>
+        </w:rPr>
+        <w:drawing>
+          <wp:inline distT="0" distB="0" distL="0" distR="0" wp14:anchorId="20E4888D" wp14:editId="7A57502D">
+            <wp:extent cx="200053" cy="200053"/>
+            <wp:effectExtent l="0" t="0" r="9525" b="9525"/>
+            <wp:docPr id="261490061" name="Image 1"/>
+            <wp:cNvGraphicFramePr>
+              <a:graphicFrameLocks xmlns:a="http://schemas.openxmlformats.org/drawingml/2006/main" noChangeAspect="1"/>
+            </wp:cNvGraphicFramePr>
+            <a:graphic xmlns:a="http://schemas.openxmlformats.org/drawingml/2006/main">
+              <a:graphicData uri="http://schemas.openxmlformats.org/drawingml/2006/picture">
+                <pic:pic xmlns:pic="http://schemas.openxmlformats.org/drawingml/2006/picture">
+                  <pic:nvPicPr>
+                    <pic:cNvPr id="261490061" name=""/>
+                    <pic:cNvPicPr/>
+                  </pic:nvPicPr>
+                  <pic:blipFill>
+                    <a:blip r:embed="rId27"/>
+                    <a:stretch>
+                      <a:fillRect/>
+                    </a:stretch>
+                  </pic:blipFill>
+                  <pic:spPr>
+                    <a:xfrm>
+                      <a:off x="0" y="0"/>
+                      <a:ext cx="200053" cy="200053"/>
+                    </a:xfrm>
+                    <a:prstGeom prst="rect">
+                      <a:avLst/>
+                    </a:prstGeom>
+                  </pic:spPr>
+                </pic:pic>
+              </a:graphicData>
+            </a:graphic>
+          </wp:inline>
+        </w:drawing>
+      </w:r>
+      <w:r>
+        <w:rPr>
+          <w:noProof/>
+        </w:rPr>
+        <w:t>= -2), le signal aura lieu 2 unités de temps plus tôt, soit un décalage vers la gauche</w:t>
+      </w:r>
+    </w:p>
+    <w:p>
+      <w:pPr>
+        <w:rPr>
+          <w:noProof/>
+        </w:rPr>
+      </w:pPr>
+    </w:p>
+    <w:p>
+      <w:pPr>
+        <w:jc w:val="center"/>
+        <w:rPr>
+          <w:noProof/>
+        </w:rPr>
+      </w:pPr>
+      <w:r>
+        <w:rPr>
+          <w:noProof/>
+        </w:rPr>
+        <w:t>Signaux élémentaires :</w:t>
+      </w:r>
+    </w:p>
+    <w:p>
+      <w:pPr>
+        <w:rPr>
+          <w:noProof/>
+        </w:rPr>
+      </w:pPr>
+      <w:r>
+        <w:rPr>
+          <w:noProof/>
+        </w:rPr>
+        <w:t xml:space="preserve">Les signaux et fonctions utilisés le plus fréquemment en </w:t>
+      </w:r>
+      <w:r>
+        <w:rPr>
+          <w:noProof/>
+        </w:rPr>
+        <w:t>traitement de signal</w:t>
+      </w:r>
+    </w:p>
+    <w:p>
+      <w:pPr>
+        <w:rPr>
+          <w:noProof/>
+        </w:rPr>
+      </w:pPr>
+      <w:r>
+        <w:rPr>
+          <w:noProof/>
+        </w:rPr>
+        <w:drawing>
+          <wp:inline distT="0" distB="0" distL="0" distR="0" wp14:anchorId="03843DA9" wp14:editId="033E3AE4">
+            <wp:extent cx="5420481" cy="2896004"/>
+            <wp:effectExtent l="0" t="0" r="8890" b="0"/>
+            <wp:docPr id="275715266" name="Image 1"/>
+            <wp:cNvGraphicFramePr>
+              <a:graphicFrameLocks xmlns:a="http://schemas.openxmlformats.org/drawingml/2006/main" noChangeAspect="1"/>
+            </wp:cNvGraphicFramePr>
+            <a:graphic xmlns:a="http://schemas.openxmlformats.org/drawingml/2006/main">
+              <a:graphicData uri="http://schemas.openxmlformats.org/drawingml/2006/picture">
+                <pic:pic xmlns:pic="http://schemas.openxmlformats.org/drawingml/2006/picture">
+                  <pic:nvPicPr>
+                    <pic:cNvPr id="275715266" name=""/>
+                    <pic:cNvPicPr/>
+                  </pic:nvPicPr>
+                  <pic:blipFill>
+                    <a:blip r:embed="rId28"/>
+                    <a:stretch>
+                      <a:fillRect/>
+                    </a:stretch>
+                  </pic:blipFill>
+                  <pic:spPr>
+                    <a:xfrm>
+                      <a:off x="0" y="0"/>
+                      <a:ext cx="5420481" cy="2896004"/>
+                    </a:xfrm>
+                    <a:prstGeom prst="rect">
+                      <a:avLst/>
+                    </a:prstGeom>
+                  </pic:spPr>
+                </pic:pic>
+              </a:graphicData>
+            </a:graphic>
+          </wp:inline>
+        </w:drawing>
+      </w:r>
+    </w:p>
+    <w:p>
+      <w:pPr>
+        <w:rPr>
+          <w:noProof/>
+        </w:rPr>
+      </w:pPr>
+      <w:r>
+        <w:rPr>
+          <w:noProof/>
+        </w:rPr>
+        <w:t>Surtout la fonction de Heaviside (bcp utilisée en mécatronique, réponse indicielle d’un système).</w:t>
+      </w:r>
+    </w:p>
+    <w:p>
+      <w:pPr>
+        <w:rPr>
+          <w:noProof/>
+        </w:rPr>
+      </w:pPr>
+      <w:r>
+        <w:rPr>
+          <w:noProof/>
+        </w:rPr>
+        <w:t xml:space="preserve">Cette fonction a comme principal intérêt de permettre de rendre un autre signal causal en multipliant le signal causal par la fonction de heaviside. </w:t>
+      </w:r>
+    </w:p>
+    <w:p>
+      <w:pPr>
+        <w:rPr>
+          <w:noProof/>
+        </w:rPr>
+      </w:pPr>
+      <w:r>
+        <w:rPr>
+          <w:noProof/>
+        </w:rPr>
+        <w:t>Exemple : x(t)*u(t)=x(t)*1 si t&gt;0 ou x(t) * 0 si t&lt;0</w:t>
+      </w:r>
+    </w:p>
+    <w:p>
+      <w:pPr>
+        <w:rPr>
+          <w:noProof/>
+        </w:rPr>
+      </w:pPr>
+      <w:r>
+        <w:rPr>
+          <w:noProof/>
+        </w:rPr>
+        <w:t>Cela permet de « couper » la partie d’un signal entre o et – l’infini, car t&lt;0</w:t>
+      </w:r>
+      <w:r>
+        <w:rPr>
+          <w:noProof/>
+        </w:rPr>
+        <w:t>.</w:t>
+      </w:r>
+    </w:p>
+    <w:p>
+      <w:pPr>
+        <w:rPr>
+          <w:noProof/>
+        </w:rPr>
+      </w:pPr>
+      <w:r>
+        <w:rPr>
+          <w:noProof/>
+        </w:rPr>
+        <w:t>En cas de translation temporelle, cela décale le point de « rupture » en suivant la translation</w:t>
+      </w:r>
+    </w:p>
+    <w:p>
+      <w:pPr>
+        <w:rPr>
+          <w:noProof/>
+        </w:rPr>
+      </w:pPr>
+      <w:r>
+        <w:rPr>
+          <w:noProof/>
+        </w:rPr>
+        <w:br w:type="column"/>
+      </w:r>
+      <w:r>
+        <w:rPr>
+          <w:noProof/>
+        </w:rPr>
+        <w:lastRenderedPageBreak/>
+        <w:drawing>
+          <wp:inline distT="0" distB="0" distL="0" distR="0" wp14:anchorId="46209854" wp14:editId="003F4A4C">
+            <wp:extent cx="5760720" cy="1642110"/>
+            <wp:effectExtent l="0" t="0" r="0" b="0"/>
+            <wp:docPr id="2132829998" name="Image 1"/>
+            <wp:cNvGraphicFramePr>
+              <a:graphicFrameLocks xmlns:a="http://schemas.openxmlformats.org/drawingml/2006/main" noChangeAspect="1"/>
+            </wp:cNvGraphicFramePr>
+            <a:graphic xmlns:a="http://schemas.openxmlformats.org/drawingml/2006/main">
+              <a:graphicData uri="http://schemas.openxmlformats.org/drawingml/2006/picture">
+                <pic:pic xmlns:pic="http://schemas.openxmlformats.org/drawingml/2006/picture">
+                  <pic:nvPicPr>
+                    <pic:cNvPr id="2132829998" name=""/>
+                    <pic:cNvPicPr/>
+                  </pic:nvPicPr>
+                  <pic:blipFill>
+                    <a:blip r:embed="rId29"/>
+                    <a:stretch>
+                      <a:fillRect/>
+                    </a:stretch>
+                  </pic:blipFill>
+                  <pic:spPr>
+                    <a:xfrm>
+                      <a:off x="0" y="0"/>
+                      <a:ext cx="5760720" cy="1642110"/>
+                    </a:xfrm>
+                    <a:prstGeom prst="rect">
+                      <a:avLst/>
+                    </a:prstGeom>
+                  </pic:spPr>
+                </pic:pic>
+              </a:graphicData>
+            </a:graphic>
+          </wp:inline>
+        </w:drawing>
+      </w:r>
+    </w:p>
+    <w:p>
+      <w:pPr>
+        <w:rPr>
+          <w:noProof/>
+        </w:rPr>
+      </w:pPr>
+      <w:r>
+        <w:rPr>
+          <w:noProof/>
+        </w:rPr>
+        <w:drawing>
+          <wp:inline distT="0" distB="0" distL="0" distR="0" wp14:anchorId="73FA9F51" wp14:editId="3A06EE8E">
+            <wp:extent cx="5760720" cy="2082165"/>
+            <wp:effectExtent l="0" t="0" r="0" b="0"/>
+            <wp:docPr id="1522645849" name="Image 1"/>
+            <wp:cNvGraphicFramePr>
+              <a:graphicFrameLocks xmlns:a="http://schemas.openxmlformats.org/drawingml/2006/main" noChangeAspect="1"/>
+            </wp:cNvGraphicFramePr>
+            <a:graphic xmlns:a="http://schemas.openxmlformats.org/drawingml/2006/main">
+              <a:graphicData uri="http://schemas.openxmlformats.org/drawingml/2006/picture">
+                <pic:pic xmlns:pic="http://schemas.openxmlformats.org/drawingml/2006/picture">
+                  <pic:nvPicPr>
+                    <pic:cNvPr id="1522645849" name=""/>
+                    <pic:cNvPicPr/>
+                  </pic:nvPicPr>
+                  <pic:blipFill>
+                    <a:blip r:embed="rId30"/>
+                    <a:stretch>
+                      <a:fillRect/>
+                    </a:stretch>
+                  </pic:blipFill>
+                  <pic:spPr>
+                    <a:xfrm>
+                      <a:off x="0" y="0"/>
+                      <a:ext cx="5760720" cy="2082165"/>
+                    </a:xfrm>
+                    <a:prstGeom prst="rect">
+                      <a:avLst/>
+                    </a:prstGeom>
+                  </pic:spPr>
+                </pic:pic>
+              </a:graphicData>
+            </a:graphic>
+          </wp:inline>
+        </w:drawing>
+      </w:r>
+    </w:p>
+    <w:p>
+      <w:pPr>
+        <w:rPr>
+          <w:noProof/>
+        </w:rPr>
+      </w:pPr>
+      <w:r>
+        <w:rPr>
+          <w:noProof/>
+        </w:rPr>
+        <w:t>Impulsion, apparaît pendant une durée très courte, puis disparaît. On s’en sert pour « échantillonner » un signal.  Il s’agit d’un signal porte dont la durée a été réduite. Plus on va réduire la durée du signal, plus l’impulsion va être élevée.</w:t>
+      </w:r>
+      <w:r>
+        <w:rPr>
+          <w:noProof/>
+        </w:rPr>
+        <w:br/>
+        <w:t>Lorsque T tend vers 0, 1/T tend vers l’infini</w:t>
+      </w:r>
+    </w:p>
+    <w:p>
+      <w:pPr>
+        <w:rPr>
+          <w:noProof/>
+        </w:rPr>
+      </w:pPr>
+      <w:r>
+        <w:rPr>
+          <w:noProof/>
+        </w:rPr>
+        <w:drawing>
+          <wp:inline distT="0" distB="0" distL="0" distR="0" wp14:anchorId="620F38A6" wp14:editId="7CFD11B1">
+            <wp:extent cx="5696745" cy="1943371"/>
+            <wp:effectExtent l="0" t="0" r="0" b="0"/>
+            <wp:docPr id="1179914997" name="Image 1"/>
+            <wp:cNvGraphicFramePr>
+              <a:graphicFrameLocks xmlns:a="http://schemas.openxmlformats.org/drawingml/2006/main" noChangeAspect="1"/>
+            </wp:cNvGraphicFramePr>
+            <a:graphic xmlns:a="http://schemas.openxmlformats.org/drawingml/2006/main">
+              <a:graphicData uri="http://schemas.openxmlformats.org/drawingml/2006/picture">
+                <pic:pic xmlns:pic="http://schemas.openxmlformats.org/drawingml/2006/picture">
+                  <pic:nvPicPr>
+                    <pic:cNvPr id="1179914997" name=""/>
+                    <pic:cNvPicPr/>
+                  </pic:nvPicPr>
+                  <pic:blipFill>
+                    <a:blip r:embed="rId31"/>
+                    <a:stretch>
+                      <a:fillRect/>
+                    </a:stretch>
+                  </pic:blipFill>
+                  <pic:spPr>
+                    <a:xfrm>
+                      <a:off x="0" y="0"/>
+                      <a:ext cx="5696745" cy="1943371"/>
+                    </a:xfrm>
+                    <a:prstGeom prst="rect">
+                      <a:avLst/>
+                    </a:prstGeom>
+                  </pic:spPr>
+                </pic:pic>
+              </a:graphicData>
+            </a:graphic>
+          </wp:inline>
+        </w:drawing>
+      </w:r>
+    </w:p>
+    <w:p>
+      <w:pPr>
+        <w:rPr>
+          <w:noProof/>
+        </w:rPr>
+      </w:pPr>
+      <w:r>
+        <w:rPr>
+          <w:noProof/>
+        </w:rPr>
+        <w:t>T correspond à la période du peigne</w:t>
+      </w:r>
+    </w:p>
+    <w:p>
+      <w:pPr>
+        <w:rPr>
+          <w:noProof/>
+        </w:rPr>
+      </w:pPr>
+      <w:r>
+        <w:rPr>
+          <w:noProof/>
+        </w:rPr>
+        <w:t>On l’appelle aussi train d’impulsions ou fonction d’échantillonnag</w:t>
+      </w:r>
+      <w:r>
+        <w:rPr>
+          <w:noProof/>
+        </w:rPr>
+        <w:t>e</w:t>
+      </w:r>
+    </w:p>
+    <w:p>
+      <w:pPr>
+        <w:rPr>
+          <w:noProof/>
+          <w:u w:val="single"/>
+        </w:rPr>
+      </w:pPr>
+      <w:r>
+        <w:rPr>
+          <w:noProof/>
+          <w:u w:val="single"/>
+        </w:rPr>
+        <w:t>Les propriétés de l’impulsion de Dirac sont importantes à retenir (slide 24)</w:t>
+      </w:r>
+    </w:p>
+    <w:p>
+      <w:pPr>
+        <w:rPr>
+          <w:noProof/>
+        </w:rPr>
+      </w:pPr>
+      <w:r>
+        <w:rPr>
+          <w:noProof/>
+        </w:rPr>
+        <w:t>La multiplication d’un signal  par le théorème de Dirac donnera une impulsion de Dirac</w:t>
+      </w:r>
+    </w:p>
+    <w:p>
+      <w:pPr>
+        <w:rPr>
+          <w:noProof/>
+          <w:u w:val="single"/>
+        </w:rPr>
+      </w:pPr>
+      <w:r>
+        <w:rPr>
+          <w:noProof/>
+        </w:rPr>
+        <w:t>L’ensemble de plusieurs multiplication</w:t>
+      </w:r>
+      <w:r>
+        <w:rPr>
+          <w:noProof/>
+        </w:rPr>
+        <w:t>s</w:t>
+      </w:r>
+      <w:r>
+        <w:rPr>
+          <w:noProof/>
+        </w:rPr>
+        <w:t xml:space="preserve"> donne un peigne de Dirac</w:t>
       </w:r>
     </w:p>
     <w:sectPr>
@@ -1657,7 +3517,6 @@
   <w:style w:type="character" w:default="1" w:styleId="Policepardfaut">
     <w:name w:val="Default Paragraph Font"/>
     <w:uiPriority w:val="1"/>
-    <w:semiHidden/>
     <w:unhideWhenUsed/>
   </w:style>
   <w:style w:type="table" w:default="1" w:styleId="TableauNormal">
